--- a/playstyle_ms.docx
+++ b/playstyle_ms.docx
@@ -224,7 +224,7 @@
       </w:r>
     </w:p>
     <w:bookmarkEnd w:id="27"/>
-    <w:bookmarkStart w:id="28" w:name="firstheader"/>
+    <w:bookmarkStart w:id="30" w:name="firstheader"/>
     <w:p>
       <w:pPr>
         <w:pStyle w:val="Heading1"/>
@@ -233,8 +233,112 @@
         <w:t xml:space="preserve">The relationship between in-game player behaviour, performance, and well-being.</w:t>
       </w:r>
     </w:p>
+    <w:p>
+      <w:pPr>
+        <w:pStyle w:val="FirstParagraph"/>
+      </w:pPr>
+      <w:r>
+        <w:t xml:space="preserve">The literature on whether video games harm or improve well-being remains divided. Several studies report negative associations between playtime and measures of mental health or well-being (Ferguson &amp; Colwell, 2019; Liu et al., 2019; Mathur &amp; VanderWeele, 2019). Other studies find negative associations only among highly engaged players (Colder Carras et al., 2017; Przybylski &amp; Weinstein, 2017). Yet others, find null or negligible associations (Johannes et al., 2020; Vuorre et al., 2021). The positive aspects are similarly mixed. Some studies find positive associations between playtime and well-being (Halbrook et al., 2019; Johannes et al., 2020; Villani et al., 2018), whereas others report them just for moderate usage (Przybylski &amp; Weinstein, 2017) or specific game genres such as MMOs (Raith et al., 2021). Overall, existing evidence suggests that the relations between video games and well-being are complex, small, and potentially bidirectional. However, the inconsistency of these findings has prevented any firm conclusions from being drawn. This lack of consensus has led scholars to question the value of time spent playing games as a factor meriting study in its own right (Orben et al., 2020)</w:t>
+      </w:r>
+    </w:p>
+    <w:p>
+      <w:pPr>
+        <w:pStyle w:val="BodyText"/>
+      </w:pPr>
+      <w:r>
+        <w:t xml:space="preserve">Most research on the well-being effects of video games applies what could be called a playtime paradigm, measuring how long a player engages with the video game, whilst overlooking, and not measuring, the actual play behaviour that is enacted by participants. Whilst the concept of playtime is helpful to ascertain more clearly how extreme cases of over- and under-usage may impact differentially on well-being, it gives researchers no insight into the myriad actions, behaviours, and feelings that players perform and experience. Hence, it has become increasingly clear that playtime as a unidimensional or homogenous construct has less validity than once thought (Kaye et al., 2020) and might not be informative on its own when it comes to understanding genuine player behaviour and well-being outcomes (Granic et al., 2020). This playtime paradigm is problematic, as it oversimplifies a complex phenomenon by failing to recognize that video games are multimodal virtual worlds that offer a wide variety of different experiences to each player (Kaye et al., 2020; Orben, 2019). Subsuming all these activities and experiences under one simple count of frequency and duration fails to acknowledge that they serve different functions and possibly show different effects (Dienlin &amp; Johannes, 2020). Since this limitation calls the previous studies’ marginal findings into question, there is a strong need to start considering player-specific differences in in-game play behaviour and performance such as behavioural profiles or play styles.</w:t>
+      </w:r>
+    </w:p>
+    <w:p>
+      <w:pPr>
+        <w:pStyle w:val="BodyText"/>
+      </w:pPr>
+      <w:r>
+        <w:t xml:space="preserve">Playing styles can be best thought of as collections of in-game events and features that may be interpreted to provide concise descriptions of the general way in which players behave in a game to achieve the game’s objectives (Ravari et al., 2022). Playing styles have also been referred to as behavioural profiles (Drachen et al., 2012, 2014), and have been studied in a variety of contexts. Several studies have investigated the relationship between playing style and personality (Bean &amp; Groth-Marnat, 2016; van Lankveld et al., 2011), playing style and motivation (Melhart et al., 2019; Yee, 2016), and playing style and national culture (Ravari et al., 2022). However, the effects of playing style on well-being have been studied very little. Especially, the extent to which differences in players’ playing styles influence the association between playtime and subjective well-being remains unknown. To provide insight into these player-specific effects, this study will link playing styles based on naturalistic in-game play behaviour, with objective measures of playtime, and self-reported measures of well-being to: (1) demonstrate how playing styles can be modelled from in-game behavioural data (i.e., telemetry data), (2) show how playing styles relate to well-being, and (3) determine the extent to which playing styles moderate the relationship between playtime and subjective well-being.</w:t>
+      </w:r>
+    </w:p>
+    <w:bookmarkStart w:id="28" w:name="Xf2789d61b9e98d99419431c67d672e5bf911f1f"/>
+    <w:p>
+      <w:pPr>
+        <w:pStyle w:val="Heading2"/>
+      </w:pPr>
+      <w:r>
+        <w:t xml:space="preserve">Clustering playing styles from behavioural telemetry data</w:t>
+      </w:r>
+    </w:p>
+    <w:p>
+      <w:pPr>
+        <w:pStyle w:val="FirstParagraph"/>
+      </w:pPr>
+      <w:r>
+        <w:t xml:space="preserve">Assessing in-game play behaviour objectively can be achieved with the analysis of behavioural telemetry data (also known as digital trace data), which is the second-by-second logged behaviour of players in a game (El-Nasr et al., 2021). Yet, the general inaccessibility of this data has proven to be a major hurdle that has stalled most research efforts. Hence, a committee report on immersive and addictive technologies presented to the UK parliament by the Secretary of State for Digital, Culture, Media and Sport recommended that the government</w:t>
+      </w:r>
+      <w:r>
+        <w:t xml:space="preserve"> </w:t>
+      </w:r>
+      <w:r>
+        <w:t xml:space="preserve">“require games companies to share aggregated player data with researchers”</w:t>
+      </w:r>
+      <w:r>
+        <w:t xml:space="preserve"> </w:t>
+      </w:r>
+      <w:r>
+        <w:t xml:space="preserve">(Department for Digital, Culture, Media and Sport, 2020, p. 2). Nevertheless, recent collaborations between academics and industry partners are starting to overcome this limitation by increasingly making behavioural telemetry data available for independent scientific analysis (Johannes et al., 2020; Vuorre et al., 2021). The availability of high-dimensional telemetry data in combination with unsupervised clustering techniques allows us to identify playing styles based on in-game player behaviour and performance.</w:t>
+      </w:r>
+    </w:p>
+    <w:p>
+      <w:pPr>
+        <w:pStyle w:val="BodyText"/>
+      </w:pPr>
+      <w:r>
+        <w:t xml:space="preserve">Establishing playing styles from telemetry data can be achieved through telemetry-driven profiling. Telemetry-driven profiling focuses on condensing varied, high-dimensional, and high-volume data into descriptions that highlight underlying patterns in the behaviour of the player base (Drachen et al., 2014; Santhosh &amp; Vaden, 2013). These playing styles provide researchers with a</w:t>
+      </w:r>
+      <w:r>
+        <w:t xml:space="preserve"> </w:t>
+      </w:r>
+      <w:r>
+        <w:t xml:space="preserve">“quantifiable way to understand who the players are and how they play the game or games being investigated”</w:t>
+      </w:r>
+      <w:r>
+        <w:t xml:space="preserve"> </w:t>
+      </w:r>
+      <w:r>
+        <w:t xml:space="preserve">(Sifa et al., 2018, p. 337). Whilst there is no single</w:t>
+      </w:r>
+      <w:r>
+        <w:t xml:space="preserve"> </w:t>
+      </w:r>
+      <w:r>
+        <w:t xml:space="preserve">‘correct’</w:t>
+      </w:r>
+      <w:r>
+        <w:t xml:space="preserve"> </w:t>
+      </w:r>
+      <w:r>
+        <w:t xml:space="preserve">clustering algorithm (Bauckhage et al., 2015), the process of clustering playing styles rests on well-established guidelines in game analytics (El-Nasr et al., 2021; Su et al., 2020). A comprehensive comparison of the different clustering algorithms and their applicability to player clustering via behavioural telemetry found that K-means clustering is particularly useful for gaining insights into the general distribution of behaviours in a game ́s population, whereas other algorithms such as Archetype Analysis or Simplex Volume Maximization are better suited for the identification of players with extreme behaviours (e.g., bots or cheaters) (Drachen et al., 2014). More recently, a study analysing over 118 billion hours of mobile playtime using four different clustering algorithms, found that only the K-means model was able to find a cluster solution without classifying some of the data points as noise (Zendle et al., 2023).</w:t>
+      </w:r>
+    </w:p>
     <w:bookmarkEnd w:id="28"/>
-    <w:bookmarkStart w:id="35" w:name="method"/>
+    <w:bookmarkStart w:id="29" w:name="the-present-research"/>
+    <w:p>
+      <w:pPr>
+        <w:pStyle w:val="Heading2"/>
+      </w:pPr>
+      <w:r>
+        <w:t xml:space="preserve">The Present Research</w:t>
+      </w:r>
+    </w:p>
+    <w:p>
+      <w:pPr>
+        <w:pStyle w:val="FirstParagraph"/>
+      </w:pPr>
+      <w:r>
+        <w:t xml:space="preserve">In this study we address the inconsistency of published research linking video game play time to psychological outcomes introducing playing styles as an explanatory factor which might reconcile earlier observations of positive, negative, and null associations linking time spent playing games to player well-being. To this end, we introduce a data-driven player modelling approach to explore the unknown association and potential moderation between how much players play, how players play—as manifested through their behavioural gameplay data— and their subjective well-being. In line with this we investigate three research questions: First, can distinct playing styles be identified from behavioural telemetry data? Second, do groups of players with distinct playing styles report different levels of subjective well-being? And finally, do playing styles moderate the relationship between playtime and subjective well-being?</w:t>
+      </w:r>
+    </w:p>
+    <w:bookmarkEnd w:id="29"/>
+    <w:bookmarkEnd w:id="30"/>
+    <w:bookmarkStart w:id="37" w:name="method"/>
     <w:p>
       <w:pPr>
         <w:pStyle w:val="Heading1"/>
@@ -243,7 +347,7 @@
         <w:t xml:space="preserve">Method</w:t>
       </w:r>
     </w:p>
-    <w:bookmarkStart w:id="29" w:name="data"/>
+    <w:bookmarkStart w:id="31" w:name="data"/>
     <w:p>
       <w:pPr>
         <w:pStyle w:val="Heading2"/>
@@ -260,8 +364,8 @@
         <w:t xml:space="preserve">This study presents a secondary data analysis of Plants versus Zombies: Battle for Neighbourville (PvZ), originally reported in Johannes et al. (2020). As detailed in their paper, they collaborated with Electronic Arts to collect objective game telemetry data and player survey responses. Here we will discuss the subset of the data used for this study. For details on the entire data which includes Animal Crossing: New Horizons, see Johannes and colleagues (2020). The raw data, materials, codebook and further details on this dataset shared Johannes et al. (2020) can be found at https://osf.io/cjd6z/. Building on this raw data and documentation, all of the underlying wrangling and analysis code reported in this study will be available at osf post-publication.</w:t>
       </w:r>
     </w:p>
-    <w:bookmarkEnd w:id="29"/>
-    <w:bookmarkStart w:id="30" w:name="participants-and-procedure"/>
+    <w:bookmarkEnd w:id="31"/>
+    <w:bookmarkStart w:id="32" w:name="participants-and-procedure"/>
     <w:p>
       <w:pPr>
         <w:pStyle w:val="Heading2"/>
@@ -278,8 +382,8 @@
         <w:t xml:space="preserve">As detailed in Johannes et al. (2020), participant recruitment happened in two waves, first in early August 2020 and second in late September 2020. The response rate was ~ 0.21%. In total 518 PvZ players participated in the well-being survey (404 male, 94 female, 2 other, and 17 undisclosed) with an average age of 35 (SD = 12). However, since we are interested in modelling playing styles from in-game telemetry only the 377 participants with telemetry data were included in this study. Their average age was still 35 (SD = 12). 292 were male (77.19%), 73 female (19.36%), 1 other (0.27%), and 12 preferred not to say (3.18%).</w:t>
       </w:r>
     </w:p>
-    <w:bookmarkEnd w:id="30"/>
-    <w:bookmarkStart w:id="33" w:name="measures"/>
+    <w:bookmarkEnd w:id="32"/>
+    <w:bookmarkStart w:id="35" w:name="measures"/>
     <w:p>
       <w:pPr>
         <w:pStyle w:val="Heading2"/>
@@ -288,7 +392,7 @@
         <w:t xml:space="preserve">Measures</w:t>
       </w:r>
     </w:p>
-    <w:bookmarkStart w:id="31" w:name="playtime"/>
+    <w:bookmarkStart w:id="33" w:name="playtime"/>
     <w:p>
       <w:pPr>
         <w:pStyle w:val="Heading3"/>
@@ -363,8 +467,8 @@
         <w:t xml:space="preserve">[table 1: descriptive statistics]</w:t>
       </w:r>
     </w:p>
-    <w:bookmarkEnd w:id="31"/>
-    <w:bookmarkStart w:id="32" w:name="well-being"/>
+    <w:bookmarkEnd w:id="33"/>
+    <w:bookmarkStart w:id="34" w:name="well-being"/>
     <w:p>
       <w:pPr>
         <w:pStyle w:val="Heading3"/>
@@ -379,77 +483,77 @@
       </w:pPr>
       <w:r>
         <w:t xml:space="preserve">Well-being was assessed through the Scale of Positive and Negative Experiences (Diener et al., 2010), which measures the players’ affective dimension of well-being (Diener et al., 2018). The respondents were asked to think about how they had been feeling in the past two weeks in relation to playing PvZ and reported how often they experienced each of six negative and six positive feelings on a scale from 1 (Very rarely or never) to 7 (Very often or always). An overall measure of well-being was calculated by subtracting the mean negative from the mean positive score. This measure was checked for straight lining (e.g. when respondents give identical answers to all items) to identify records with low data quality commonly found in internet surveys (Leiner, 2019), however, no unusual cases were identified.</w:t>
-      </w:r>
-    </w:p>
-    <w:bookmarkEnd w:id="32"/>
-    <w:bookmarkEnd w:id="33"/>
-    <w:bookmarkStart w:id="34" w:name="Xabb681b1030e92b1239614be36aaab44e49b149"/>
-    <w:p>
-      <w:pPr>
-        <w:pStyle w:val="Heading2"/>
-      </w:pPr>
-      <w:r>
-        <w:t xml:space="preserve">Analytical Approach (Not sure if this is needed)</w:t>
-      </w:r>
-    </w:p>
-    <w:p>
-      <w:pPr>
-        <w:pStyle w:val="FirstParagraph"/>
-      </w:pPr>
-      <w:r>
-        <w:t xml:space="preserve">First, we cluster players into groups with distinct playing styles based on their in-game behaviour (RQ1). Specifically, we applied K-means clustering, which is an unsupervised machine-learning technique that detects grouping based on similarity, meaning clusters with high inter-cluster similarity and high intra-cluster dissimilarity. K-means clustering has previously been validated to identify behavioural groups from video game telemetry (Bauckhage et al., 2015; Drachen et al., 2012, 2014; Sifa et al., 2018; Zendle, Flick, et al., 2023). Second, to examine how different playing styles relate to well-being, we compute a multiple linear regression with playing styles being interpreted as dummy coded variables in reference to an omitted category. Third, we investigate the moderating role of playing styles on the relationship between playtime and well-being. Moderation effects were tested by including two-way interaction terms between playtime and playing style when predicting well-being in the multiple linear regression model and by conducting a simple slope analysis of how playtime predicts well-being at the different values of playing styles. All models were controlled for age and gender and regression diagnostics were performed to show that no linear regression assumptions were violated.</w:t>
-      </w:r>
-    </w:p>
-    <w:p>
-      <w:pPr>
-        <w:pStyle w:val="BodyText"/>
-      </w:pPr>
-      <w:r>
-        <w:t xml:space="preserve">The analysis was done in R (R Core Team, 2012) with the</w:t>
-      </w:r>
-      <w:r>
-        <w:t xml:space="preserve"> </w:t>
-      </w:r>
-      <w:r>
-        <w:t xml:space="preserve">‘factoextra’</w:t>
-      </w:r>
-      <w:r>
-        <w:t xml:space="preserve">,</w:t>
-      </w:r>
-      <w:r>
-        <w:t xml:space="preserve"> </w:t>
-      </w:r>
-      <w:r>
-        <w:t xml:space="preserve">‘clustertend’</w:t>
-      </w:r>
-      <w:r>
-        <w:t xml:space="preserve">,</w:t>
-      </w:r>
-      <w:r>
-        <w:t xml:space="preserve"> </w:t>
-      </w:r>
-      <w:r>
-        <w:t xml:space="preserve">‘NbClust’</w:t>
-      </w:r>
-      <w:r>
-        <w:t xml:space="preserve">, and</w:t>
-      </w:r>
-      <w:r>
-        <w:t xml:space="preserve"> </w:t>
-      </w:r>
-      <w:r>
-        <w:t xml:space="preserve">‘fpc’</w:t>
-      </w:r>
-      <w:r>
-        <w:t xml:space="preserve"> </w:t>
-      </w:r>
-      <w:r>
-        <w:t xml:space="preserve">packages(Hennig, 2020; Kassambara &amp; Mundt, 2020; Niknafs, 2015; Wright et al., 2021). Results were considered statistically significant if p&lt;0.05.</w:t>
       </w:r>
     </w:p>
     <w:bookmarkEnd w:id="34"/>
     <w:bookmarkEnd w:id="35"/>
-    <w:bookmarkStart w:id="40" w:name="results"/>
+    <w:bookmarkStart w:id="36" w:name="Xabb681b1030e92b1239614be36aaab44e49b149"/>
+    <w:p>
+      <w:pPr>
+        <w:pStyle w:val="Heading2"/>
+      </w:pPr>
+      <w:r>
+        <w:t xml:space="preserve">Analytical Approach (Not sure if this is needed)</w:t>
+      </w:r>
+    </w:p>
+    <w:p>
+      <w:pPr>
+        <w:pStyle w:val="FirstParagraph"/>
+      </w:pPr>
+      <w:r>
+        <w:t xml:space="preserve">First, we cluster players into groups with distinct playing styles based on their in-game behaviour (RQ1). Specifically, we applied K-means clustering, which is an unsupervised machine-learning technique that detects grouping based on similarity, meaning clusters with high inter-cluster similarity and high intra-cluster dissimilarity. K-means clustering has previously been validated to identify behavioural groups from video game telemetry (Bauckhage et al., 2015; Drachen et al., 2012, 2014; Sifa et al., 2018; Zendle, Flick, et al., 2023). Second, to examine how different playing styles relate to well-being, we compute a multiple linear regression with playing styles being interpreted as dummy coded variables in reference to an omitted category. Third, we investigate the moderating role of playing styles on the relationship between playtime and well-being. Moderation effects were tested by including two-way interaction terms between playtime and playing style when predicting well-being in the multiple linear regression model and by conducting a simple slope analysis of how playtime predicts well-being at the different values of playing styles. All models were controlled for age and gender and regression diagnostics were performed to show that no linear regression assumptions were violated.</w:t>
+      </w:r>
+    </w:p>
+    <w:p>
+      <w:pPr>
+        <w:pStyle w:val="BodyText"/>
+      </w:pPr>
+      <w:r>
+        <w:t xml:space="preserve">The analysis was done in R (R Core Team, 2012) with the</w:t>
+      </w:r>
+      <w:r>
+        <w:t xml:space="preserve"> </w:t>
+      </w:r>
+      <w:r>
+        <w:t xml:space="preserve">‘factoextra’</w:t>
+      </w:r>
+      <w:r>
+        <w:t xml:space="preserve">,</w:t>
+      </w:r>
+      <w:r>
+        <w:t xml:space="preserve"> </w:t>
+      </w:r>
+      <w:r>
+        <w:t xml:space="preserve">‘clustertend’</w:t>
+      </w:r>
+      <w:r>
+        <w:t xml:space="preserve">,</w:t>
+      </w:r>
+      <w:r>
+        <w:t xml:space="preserve"> </w:t>
+      </w:r>
+      <w:r>
+        <w:t xml:space="preserve">‘NbClust’</w:t>
+      </w:r>
+      <w:r>
+        <w:t xml:space="preserve">, and</w:t>
+      </w:r>
+      <w:r>
+        <w:t xml:space="preserve"> </w:t>
+      </w:r>
+      <w:r>
+        <w:t xml:space="preserve">‘fpc’</w:t>
+      </w:r>
+      <w:r>
+        <w:t xml:space="preserve"> </w:t>
+      </w:r>
+      <w:r>
+        <w:t xml:space="preserve">packages(Hennig, 2020; Kassambara &amp; Mundt, 2020; Niknafs, 2015; Wright et al., 2021). Results were considered statistically significant if p&lt;0.05.</w:t>
+      </w:r>
+    </w:p>
+    <w:bookmarkEnd w:id="36"/>
+    <w:bookmarkEnd w:id="37"/>
+    <w:bookmarkStart w:id="42" w:name="results"/>
     <w:p>
       <w:pPr>
         <w:pStyle w:val="Heading1"/>
@@ -458,7 +562,7 @@
         <w:t xml:space="preserve">Results</w:t>
       </w:r>
     </w:p>
-    <w:bookmarkStart w:id="36" w:name="identifying-playing-styles"/>
+    <w:bookmarkStart w:id="38" w:name="identifying-playing-styles"/>
     <w:p>
       <w:pPr>
         <w:pStyle w:val="Heading2"/>
@@ -535,8 +639,8 @@
         <w:t xml:space="preserve">These identified playing styles are operationalised using categorical dummy variables in a multiple linear regression to model the effects of playing style on the relationship between playtime and subjective well-being.</w:t>
       </w:r>
     </w:p>
-    <w:bookmarkEnd w:id="36"/>
-    <w:bookmarkStart w:id="37" w:name="X0d0c4f99e8fcc9bec62d44c87204d6b4d230681"/>
+    <w:bookmarkEnd w:id="38"/>
+    <w:bookmarkStart w:id="39" w:name="X0d0c4f99e8fcc9bec62d44c87204d6b4d230681"/>
     <w:p>
       <w:pPr>
         <w:pStyle w:val="Heading2"/>
@@ -561,8 +665,8 @@
         <w:t xml:space="preserve">[figure 4: relationship between playtime and well-being]</w:t>
       </w:r>
     </w:p>
-    <w:bookmarkEnd w:id="37"/>
-    <w:bookmarkStart w:id="38" w:name="playing-styles-and-well-being"/>
+    <w:bookmarkEnd w:id="39"/>
+    <w:bookmarkStart w:id="40" w:name="playing-styles-and-well-being"/>
     <w:p>
       <w:pPr>
         <w:pStyle w:val="Heading2"/>
@@ -596,8 +700,8 @@
         <w:t xml:space="preserve">[figure 5: relationship between playing style and well-being]</w:t>
       </w:r>
     </w:p>
-    <w:bookmarkEnd w:id="38"/>
-    <w:bookmarkStart w:id="39" w:name="X959948032cb2294000c76f30261d46965aceb20"/>
+    <w:bookmarkEnd w:id="40"/>
+    <w:bookmarkStart w:id="41" w:name="X959948032cb2294000c76f30261d46965aceb20"/>
     <w:p>
       <w:pPr>
         <w:pStyle w:val="Heading2"/>
@@ -646,9 +750,9 @@
         <w:t xml:space="preserve">The simple slopes analysis was significant only for Elites (β = 0.047, 95% CI [0.009, 0.085], p = .02, N = 104), and showed that for players with Elite playing styles, each hour increase in playtime is associated with a 0.05 standard deviation increase in well-being. Therefore, a felt effect (0.3 standard deviation change) in well-being would require a cumulative 6 hours of playtime over the two weeks (approximately 26 minutes per day). This finding confirms that the found interaction effect is indeed a statistically significant moderation. Other simple slopes were not significant. However, the simple slope of PVP Noobs was marginal at (β = -0.01, 95% CI [-0.085, 0.058], p = .06, n = 73), which is likely a Type II error that requires a larger sample size.</w:t>
       </w:r>
     </w:p>
-    <w:bookmarkEnd w:id="39"/>
-    <w:bookmarkEnd w:id="40"/>
-    <w:bookmarkStart w:id="43" w:name="discussion"/>
+    <w:bookmarkEnd w:id="41"/>
+    <w:bookmarkEnd w:id="42"/>
+    <w:bookmarkStart w:id="45" w:name="discussion"/>
     <w:p>
       <w:pPr>
         <w:pStyle w:val="Heading1"/>
@@ -705,7 +809,7 @@
         <w:t xml:space="preserve">While the study provided many valuable insights, we must also be mindful of the timeliness and boundary conditions of these findings when interpreting the results. To accurately characterize them we will aim to acknowledge the many constraints on generality this study has. Most notably, the results of this study can only be interpreted in the context of this specific game, these players, and this time. We lack evidence that playing styles will hold constant across other games or that playing styles are anything more than temporary categories. Unlike personality, players might express different playing styles in different games or at different times in their life. Furthermore, the behavioural telemetry analysed in this study only provides a snippet of the many potential actions and behaviours players can express within a video game. While we believe the used telemetry data provided a comprehensive overview of the core gameplay mechanics and performance metrics of PvZ, there is still a richness of potential behaviours that are not included in this study, most notably social behaviours such as talking and gesturing to other players. Still, we have no reason to believe that the results depend on other characteristics of the participants, materials, or context.</w:t>
       </w:r>
     </w:p>
-    <w:bookmarkStart w:id="41" w:name="limitations-and-future-directions"/>
+    <w:bookmarkStart w:id="43" w:name="limitations-and-future-directions"/>
     <w:p>
       <w:pPr>
         <w:pStyle w:val="Heading2"/>
@@ -722,8 +826,8 @@
         <w:t xml:space="preserve">There are several limitations of the current research to acknowledge that point to new directions for future research. First, the present study used a convenience sample that resulted in a low response rate. Whilst, assessing well-being through a survey is the methodological gold standard, it relies upon the willingness of individuals to participate. This raises questions of sampling bias and self-selection, particularly because it was previously found that more proficient players or players more involved in a game may be more likely to participate in online surveys (Khazaal et al., 2014). Although this cannot be avoided, it might weaken the internal validity of the overall findings. Second, it is inherently difficult to specify what effect sizes are relevant. Unfortunately, there is no universally agreed method to approach this issue so many resort back to the half a standard deviation threshold of discrimination for health-related changes in quality of life by Norman et al., (2003). However, a recent study demonstrated that individuals experience relative changes in subjective well-being, measured by the Positive and Negative Affect Scale (PANAS), at 0.3 standard deviation (Anvari &amp; Lakens, 2021). Since the PANAS is very similar to the Scale of Positive and Negative Experience used in the present study, this is the threshold we chose to use. Nevertheless, it remains unclear when exactly changes in subjective well-being become noticeable by players. A third limitation was the cross-sectional research design. Whilst two weeks’ worth of telemetry data is sufficient to find associations between playtime, playing styles, and well-being, it cannot begin to unpick the causal nature of these observed associations. This inherently limits the scope of the conclusion and highlights the need for experimental and longitudinal research designs.</w:t>
       </w:r>
     </w:p>
-    <w:bookmarkEnd w:id="41"/>
-    <w:bookmarkStart w:id="42" w:name="conclusion"/>
+    <w:bookmarkEnd w:id="43"/>
+    <w:bookmarkStart w:id="44" w:name="conclusion"/>
     <w:p>
       <w:pPr>
         <w:pStyle w:val="Heading2"/>
@@ -745,9 +849,9 @@
         <w:br w:type="page"/>
       </w:r>
     </w:p>
-    <w:bookmarkEnd w:id="42"/>
-    <w:bookmarkEnd w:id="43"/>
-    <w:bookmarkStart w:id="44" w:name="appendix"/>
+    <w:bookmarkEnd w:id="44"/>
+    <w:bookmarkEnd w:id="45"/>
+    <w:bookmarkStart w:id="46" w:name="appendix"/>
     <w:p>
       <w:pPr>
         <w:pStyle w:val="Heading1"/>
@@ -756,8 +860,8 @@
         <w:t xml:space="preserve">Appendix</w:t>
       </w:r>
     </w:p>
-    <w:bookmarkEnd w:id="44"/>
-    <w:bookmarkStart w:id="45" w:name="title-for-appendix"/>
+    <w:bookmarkEnd w:id="46"/>
+    <w:bookmarkStart w:id="47" w:name="title-for-appendix"/>
     <w:p>
       <w:pPr>
         <w:pStyle w:val="Heading1"/>
@@ -766,7 +870,7 @@
         <w:t xml:space="preserve">Title for Appendix</w:t>
       </w:r>
     </w:p>
-    <w:bookmarkEnd w:id="45"/>
+    <w:bookmarkEnd w:id="47"/>
     <w:sectPr>
       <w:headerReference r:id="rId9" w:type="even"/>
       <w:headerReference r:id="rId11" w:type="default"/>
